--- a/word_reports/LP_0347_위치_186_The Lettermen_For Christm.docx
+++ b/word_reports/LP_0347_위치_186_The Lettermen_For Christm.docx
@@ -4,7 +4,7 @@
   <w:body>
     <w:p>
       <w:pPr>
-        <w:spacing w:after="280"/>
+        <w:spacing w:after="80"/>
       </w:pPr>
       <w:r>
         <w:rPr w:rFonts="맑은 고딕">
@@ -13,94 +13,47 @@
           <w:color w:val="1E3A8A"/>
           <w:sz w:val="30"/>
         </w:rPr>
-        <w:t>[186] The Lettermen - For Christmas This Year</w:t>
+        <w:t>The Lettermen (레터맨) - For Christmas This Year</w:t>
       </w:r>
     </w:p>
     <w:p>
       <w:pPr>
-        <w:spacing w:after="320"/>
+        <w:spacing w:after="240"/>
       </w:pPr>
       <w:r>
         <w:rPr w:rFonts="맑은 고딕">
           <w:rFonts w:ascii="맑은 고딕" w:hAnsi="맑은 고딕" w:eastAsia="맑은 고딕"/>
           <w:b/>
-          <w:sz w:val="20"/>
+          <w:color w:val="4B5563"/>
+          <w:sz w:val="22"/>
         </w:rPr>
-        <w:t>■ 위치 : 186</w:t>
-        <w:br/>
-      </w:r>
-      <w:r>
-        <w:rPr w:rFonts="맑은 고딕">
-          <w:rFonts w:ascii="맑은 고딕" w:hAnsi="맑은 고딕" w:eastAsia="맑은 고딕"/>
-          <w:b/>
-          <w:sz w:val="20"/>
-        </w:rPr>
-        <w:t>■ 아티스트 : The Lettermen</w:t>
-        <w:br/>
-      </w:r>
-      <w:r>
-        <w:rPr w:rFonts="맑은 고딕">
-          <w:rFonts w:ascii="맑은 고딕" w:hAnsi="맑은 고딕" w:eastAsia="맑은 고딕"/>
-          <w:b/>
-          <w:sz w:val="20"/>
-        </w:rPr>
-        <w:t>■ 앨범명 : For Christmas This Year</w:t>
-        <w:br/>
-      </w:r>
-      <w:r>
-        <w:rPr w:rFonts="맑은 고딕">
-          <w:rFonts w:ascii="맑은 고딕" w:hAnsi="맑은 고딕" w:eastAsia="맑은 고딕"/>
-          <w:b w:val="0"/>
-          <w:sz w:val="20"/>
-        </w:rPr>
-        <w:t>■ 음반 레이블 : Capitol Records</w:t>
-        <w:br/>
-      </w:r>
-      <w:r>
-        <w:rPr w:rFonts="맑은 고딕">
-          <w:rFonts w:ascii="맑은 고딕" w:hAnsi="맑은 고딕" w:eastAsia="맑은 고딕"/>
-          <w:b w:val="0"/>
-          <w:sz w:val="20"/>
-        </w:rPr>
-        <w:t>■ 발매년도 : 1966</w:t>
-        <w:br/>
-      </w:r>
-      <w:r>
-        <w:rPr w:rFonts="맑은 고딕">
-          <w:rFonts w:ascii="맑은 고딕" w:hAnsi="맑은 고딕" w:eastAsia="맑은 고딕"/>
-          <w:b w:val="0"/>
-          <w:sz w:val="20"/>
-        </w:rPr>
-        <w:t>■ 장르 : 보컬 팝 / 클래식 크리스마스 (Vocal Pop / Holiday)</w:t>
-        <w:br/>
-      </w:r>
-      <w:r>
-        <w:rPr w:rFonts="맑은 고딕">
-          <w:rFonts w:ascii="맑은 고딕" w:hAnsi="맑은 고딕" w:eastAsia="맑은 고딕"/>
-          <w:b w:val="0"/>
-          <w:sz w:val="20"/>
-        </w:rPr>
-        <w:t>■ 주요 수록곡 : 1. For Christmas This Year</w:t>
-        <w:br/>
+        <w:t>위치 :  186</w:t>
       </w:r>
     </w:p>
     <w:p>
       <w:pPr>
-        <w:spacing w:after="160"/>
+        <w:spacing w:line="324" w:lineRule="auto" w:before="80" w:after="160"/>
       </w:pPr>
       <w:r>
         <w:rPr w:rFonts="맑은 고딕">
           <w:rFonts w:ascii="맑은 고딕" w:hAnsi="맑은 고딕" w:eastAsia="맑은 고딕"/>
           <w:b/>
           <w:color w:val="1F2937"/>
-          <w:sz w:val="24"/>
+          <w:sz w:val="22"/>
         </w:rPr>
-        <w:t>■ 음반 해설 및 감상 가이드</w:t>
+        <w:t xml:space="preserve">[음반 소개] </w:t>
+      </w:r>
+      <w:r>
+        <w:rPr w:rFonts="맑은 고딕">
+          <w:rFonts w:ascii="맑은 고딕" w:hAnsi="맑은 고딕" w:eastAsia="맑은 고딕"/>
+          <w:b w:val="0"/>
+          <w:sz w:val="21"/>
+        </w:rPr>
       </w:r>
     </w:p>
     <w:p>
       <w:pPr>
-        <w:spacing w:line="312" w:lineRule="auto" w:after="120"/>
+        <w:spacing w:line="324" w:lineRule="auto" w:after="120"/>
       </w:pPr>
       <w:r>
         <w:rPr w:rFonts="맑은 고딕">
@@ -108,51 +61,516 @@
           <w:b w:val="0"/>
           <w:sz w:val="21"/>
         </w:rPr>
-        <w:t>1960년대 미국 스탠다드 보컬 팝의 정점을 이끌었던 보컬 트리오 레터멘(The Lettermen)이 1966년에 발표한 《For Christmas This Year》는 세대를 넘어 사랑받는 명품 휴일 앨범입니다. 캐피톨 레코드(Capitol Records)의 전성기 제작 노하우와 레터멘 특유의 감미로운 음색이 집약된 이 음반은, 연말의 따뜻한 온기와 아날로그 시대의 로맨티시즘을 완벽하게 담아낸 수작으로 평가받고 있습니다.</w:t>
+        <w:t>은백색 눈꽃이 소리 없이 내려앉는 고요한 성탄 전야, 세 남자가 빚어내는 무결점의 하모니는 차가운 공기마저 온화한 온기로 감싸 안습니다. 1966년 발매된 《For Christmas This Year》는 미국 보컬 팝의 황금기를 수놓았던 레터맨 특유의 감미로운 음색과 클래시컬한 스트링 오케스트레이션이 완벽한 균형을 이룬 성탄 명반입니다. 반세기 이상의 세월이 흘렀음에도 이들이 빚어낸 따스한 화음은 여전히 노스탤지어의 문을 열며, 듣는 이의 영혼에 순수한 위로와 축복의 빛을 흩뿌려 줍니다.</w:t>
       </w:r>
     </w:p>
     <w:p>
       <w:pPr>
-        <w:spacing w:line="312" w:lineRule="auto" w:after="120"/>
+        <w:spacing w:line="324" w:lineRule="auto" w:before="200" w:after="80"/>
       </w:pPr>
+      <w:r>
+        <w:rPr w:rFonts="맑은 고딕">
+          <w:rFonts w:ascii="맑은 고딕" w:hAnsi="맑은 고딕" w:eastAsia="맑은 고딕"/>
+          <w:b/>
+          <w:color w:val="1E3A8A"/>
+          <w:sz w:val="24"/>
+        </w:rPr>
+        <w:t>1. 음반 데이터</w:t>
+      </w:r>
+    </w:p>
+    <w:p>
+      <w:pPr>
+        <w:spacing w:line="324" w:lineRule="auto" w:after="80"/>
+      </w:pPr>
+      <w:r>
+        <w:rPr w:rFonts="맑은 고딕">
+          <w:rFonts w:ascii="맑은 고딕" w:hAnsi="맑은 고딕" w:eastAsia="맑은 고딕"/>
+          <w:b w:val="0"/>
+          <w:color w:val="6B7280"/>
+          <w:sz w:val="21"/>
+        </w:rPr>
+        <w:t xml:space="preserve">· </w:t>
+      </w:r>
+      <w:r>
+        <w:rPr w:rFonts="맑은 고딕">
+          <w:rFonts w:ascii="맑은 고딕" w:hAnsi="맑은 고딕" w:eastAsia="맑은 고딕"/>
+          <w:b/>
+          <w:color w:val="1F2937"/>
+          <w:sz w:val="21"/>
+        </w:rPr>
+        <w:t xml:space="preserve">앨범명: </w:t>
+      </w:r>
       <w:r>
         <w:rPr w:rFonts="맑은 고딕">
           <w:rFonts w:ascii="맑은 고딕" w:hAnsi="맑은 고딕" w:eastAsia="맑은 고딕"/>
           <w:b w:val="0"/>
           <w:sz w:val="21"/>
         </w:rPr>
-        <w:t>음반의 가장 큰 음악적 매력은 세 멤버가 만들어내는 완벽한 '클로즈 하모니(Close Harmony)'에 있습니다. 과도한 화려함이나 정교한 기교에 의존하기보다, 부드럽고 섬세한 보컬 레이어링을 통해 고전적인 캐롤의 아름다움을 극대화합니다. 여기에 더해진 풍성하고 세련된 오케스트라 편곡은 레터멘의 벨벳 같은 음색을 단단하게 받쳐주며, 듣는 이로 하여금 온화하고 정감 어린 겨울 풍경을 떠올리게 만듭니다.</w:t>
+        <w:t>For Christmas This Year</w:t>
       </w:r>
     </w:p>
     <w:p>
       <w:pPr>
-        <w:spacing w:line="312" w:lineRule="auto" w:after="120"/>
+        <w:spacing w:line="324" w:lineRule="auto" w:after="80"/>
       </w:pPr>
+      <w:r>
+        <w:rPr w:rFonts="맑은 고딕">
+          <w:rFonts w:ascii="맑은 고딕" w:hAnsi="맑은 고딕" w:eastAsia="맑은 고딕"/>
+          <w:b w:val="0"/>
+          <w:color w:val="6B7280"/>
+          <w:sz w:val="21"/>
+        </w:rPr>
+        <w:t xml:space="preserve">· </w:t>
+      </w:r>
+      <w:r>
+        <w:rPr w:rFonts="맑은 고딕">
+          <w:rFonts w:ascii="맑은 고딕" w:hAnsi="맑은 고딕" w:eastAsia="맑은 고딕"/>
+          <w:b/>
+          <w:color w:val="1F2937"/>
+          <w:sz w:val="21"/>
+        </w:rPr>
+        <w:t xml:space="preserve">아티스트: </w:t>
+      </w:r>
       <w:r>
         <w:rPr w:rFonts="맑은 고딕">
           <w:rFonts w:ascii="맑은 고딕" w:hAnsi="맑은 고딕" w:eastAsia="맑은 고딕"/>
           <w:b w:val="0"/>
           <w:sz w:val="21"/>
         </w:rPr>
-        <w:t>타이틀곡인 &lt;For Christmas This Year&gt;는 서정적인 멜로디와 연말의 애틋한 그리움을 담은 노랫말이 어우러져 스탠다드 팝의 정석을 보여줍니다. 또한 &lt;The Christmas Song&gt;과 &lt;White Christmas&gt; 같은 친숙한 성가와 캐롤 트랙들은 레터멘만의 한층 깊어진 감수성으로 재해석되어 앨범 전체의 완성도를 높입니다. 아날로그 LP 고유의 따뜻한 질감과 중저음의 깊은 울림은 이들의 화음을 한층 더 포근하게 감싸 안아 줍니다.</w:t>
+        <w:t>The Lettermen (레터맨)</w:t>
       </w:r>
     </w:p>
     <w:p>
       <w:pPr>
-        <w:spacing w:line="312" w:lineRule="auto" w:after="120"/>
+        <w:spacing w:line="324" w:lineRule="auto" w:after="80"/>
       </w:pPr>
+      <w:r>
+        <w:rPr w:rFonts="맑은 고딕">
+          <w:rFonts w:ascii="맑은 고딕" w:hAnsi="맑은 고딕" w:eastAsia="맑은 고딕"/>
+          <w:b w:val="0"/>
+          <w:color w:val="6B7280"/>
+          <w:sz w:val="21"/>
+        </w:rPr>
+        <w:t xml:space="preserve">· </w:t>
+      </w:r>
+      <w:r>
+        <w:rPr w:rFonts="맑은 고딕">
+          <w:rFonts w:ascii="맑은 고딕" w:hAnsi="맑은 고딕" w:eastAsia="맑은 고딕"/>
+          <w:b/>
+          <w:color w:val="1F2937"/>
+          <w:sz w:val="21"/>
+        </w:rPr>
+        <w:t xml:space="preserve">발매 정보: </w:t>
+      </w:r>
       <w:r>
         <w:rPr w:rFonts="맑은 고딕">
           <w:rFonts w:ascii="맑은 고딕" w:hAnsi="맑은 고딕" w:eastAsia="맑은 고딕"/>
           <w:b w:val="0"/>
           <w:sz w:val="21"/>
         </w:rPr>
-        <w:t>시대를 초과하는 클래식의 가치를 지닌 이 음반은 단순한 절기용 음악을 넘어, 보컬 아카이브의 훌륭한 유산으로 손꼽힙니다. 추운 겨울날, 따뜻한 등불 아래에서 LP 바늘이 고랑을 타며 흐르는 레터멘의 감미로운 화음을 감상하는 것은 한 해를 마무리하는 음악 애호가들에게 선사하는 가장 품격 있는 휴식이자 호사가 될 것입니다.</w:t>
+        <w:t>1966년 유수의 전통을 자랑하는 캐피톨 레코즈(Capitol Records)를 통해 발매되었으며, 당대 최고의 보컬 편곡과 풍성한 오케스트라 세션을 바탕으로 성탄 시즌의 경건함과 낭만을 정갈하게 포착한 정통 홀리데이 앨범입니다.</w:t>
+      </w:r>
+    </w:p>
+    <w:p>
+      <w:pPr>
+        <w:spacing w:line="324" w:lineRule="auto" w:after="80"/>
+      </w:pPr>
+      <w:r>
+        <w:rPr w:rFonts="맑은 고딕">
+          <w:rFonts w:ascii="맑은 고딕" w:hAnsi="맑은 고딕" w:eastAsia="맑은 고딕"/>
+          <w:b w:val="0"/>
+          <w:color w:val="6B7280"/>
+          <w:sz w:val="21"/>
+        </w:rPr>
+        <w:t xml:space="preserve">· </w:t>
+      </w:r>
+      <w:r>
+        <w:rPr w:rFonts="맑은 고딕">
+          <w:rFonts w:ascii="맑은 고딕" w:hAnsi="맑은 고딕" w:eastAsia="맑은 고딕"/>
+          <w:b/>
+          <w:color w:val="1F2937"/>
+          <w:sz w:val="21"/>
+        </w:rPr>
+        <w:t xml:space="preserve">LP 인기도(판매량): </w:t>
+      </w:r>
+      <w:r>
+        <w:rPr w:rFonts="맑은 고딕">
+          <w:rFonts w:ascii="맑은 고딕" w:hAnsi="맑은 고딕" w:eastAsia="맑은 고딕"/>
+          <w:b w:val="0"/>
+          <w:sz w:val="21"/>
+        </w:rPr>
+        <w:t>발매 직후 빌보드 크리스마스 앨범 차트 상위권에 랭크되었으며, 연말 시즌마다 스테디셀러로 라디오 전파를 타며 전미 가정의 크리스마스 테이블을 장식하는 상업적 롱런을 기록했습니다.</w:t>
+      </w:r>
+    </w:p>
+    <w:p>
+      <w:pPr>
+        <w:spacing w:line="324" w:lineRule="auto" w:after="80"/>
+      </w:pPr>
+      <w:r>
+        <w:rPr w:rFonts="맑은 고딕">
+          <w:rFonts w:ascii="맑은 고딕" w:hAnsi="맑은 고딕" w:eastAsia="맑은 고딕"/>
+          <w:b w:val="0"/>
+          <w:color w:val="6B7280"/>
+          <w:sz w:val="21"/>
+        </w:rPr>
+        <w:t xml:space="preserve">· </w:t>
+      </w:r>
+      <w:r>
+        <w:rPr w:rFonts="맑은 고딕">
+          <w:rFonts w:ascii="맑은 고딕" w:hAnsi="맑은 고딕" w:eastAsia="맑은 고딕"/>
+          <w:b/>
+          <w:color w:val="1F2937"/>
+          <w:sz w:val="21"/>
+        </w:rPr>
+        <w:t xml:space="preserve">각종 수상경력: </w:t>
+      </w:r>
+      <w:r>
+        <w:rPr w:rFonts="맑은 고딕">
+          <w:rFonts w:ascii="맑은 고딕" w:hAnsi="맑은 고딕" w:eastAsia="맑은 고딕"/>
+          <w:b w:val="0"/>
+          <w:sz w:val="21"/>
+        </w:rPr>
+        <w:t>그래미 어워드 후보 지명과 수많은 골드 레코드 수상을 통해 입증된 레터맨의 탄탄한 음악적 공력은 본 작에서도 평단의 찬사를 이끌어냈으며, 세대를 초월한 미국 전통 보컬 그룹의 모범적 성취로 공인받고 있습니다.</w:t>
+      </w:r>
+    </w:p>
+    <w:p>
+      <w:pPr>
+        <w:spacing w:line="324" w:lineRule="auto" w:before="200" w:after="80"/>
+      </w:pPr>
+      <w:r>
+        <w:rPr w:rFonts="맑은 고딕">
+          <w:rFonts w:ascii="맑은 고딕" w:hAnsi="맑은 고딕" w:eastAsia="맑은 고딕"/>
+          <w:b/>
+          <w:color w:val="1E3A8A"/>
+          <w:sz w:val="24"/>
+        </w:rPr>
+        <w:t>2. 아티스트 정보</w:t>
+      </w:r>
+    </w:p>
+    <w:p>
+      <w:pPr>
+        <w:spacing w:line="324" w:lineRule="auto" w:after="80"/>
+      </w:pPr>
+      <w:r>
+        <w:rPr w:rFonts="맑은 고딕">
+          <w:rFonts w:ascii="맑은 고딕" w:hAnsi="맑은 고딕" w:eastAsia="맑은 고딕"/>
+          <w:b w:val="0"/>
+          <w:color w:val="6B7280"/>
+          <w:sz w:val="21"/>
+        </w:rPr>
+        <w:t xml:space="preserve">· </w:t>
+      </w:r>
+      <w:r>
+        <w:rPr w:rFonts="맑은 고딕">
+          <w:rFonts w:ascii="맑은 고딕" w:hAnsi="맑은 고딕" w:eastAsia="맑은 고딕"/>
+          <w:b/>
+          <w:color w:val="1F2937"/>
+          <w:sz w:val="21"/>
+        </w:rPr>
+        <w:t xml:space="preserve">국적: </w:t>
+      </w:r>
+      <w:r>
+        <w:rPr w:rFonts="맑은 고딕">
+          <w:rFonts w:ascii="맑은 고딕" w:hAnsi="맑은 고딕" w:eastAsia="맑은 고딕"/>
+          <w:b w:val="0"/>
+          <w:sz w:val="21"/>
+        </w:rPr>
+        <w:t>미국</w:t>
+      </w:r>
+    </w:p>
+    <w:p>
+      <w:pPr>
+        <w:spacing w:line="324" w:lineRule="auto" w:after="80"/>
+      </w:pPr>
+      <w:r>
+        <w:rPr w:rFonts="맑은 고딕">
+          <w:rFonts w:ascii="맑은 고딕" w:hAnsi="맑은 고딕" w:eastAsia="맑은 고딕"/>
+          <w:b w:val="0"/>
+          <w:color w:val="6B7280"/>
+          <w:sz w:val="21"/>
+        </w:rPr>
+        <w:t xml:space="preserve">· </w:t>
+      </w:r>
+      <w:r>
+        <w:rPr w:rFonts="맑은 고딕">
+          <w:rFonts w:ascii="맑은 고딕" w:hAnsi="맑은 고딕" w:eastAsia="맑은 고딕"/>
+          <w:b/>
+          <w:color w:val="1F2937"/>
+          <w:sz w:val="21"/>
+        </w:rPr>
+        <w:t xml:space="preserve">생몰년도: </w:t>
+      </w:r>
+      <w:r>
+        <w:rPr w:rFonts="맑은 고딕">
+          <w:rFonts w:ascii="맑은 고딕" w:hAnsi="맑은 고딕" w:eastAsia="맑은 고딕"/>
+          <w:b w:val="0"/>
+          <w:sz w:val="21"/>
+        </w:rPr>
+        <w:t>1959년 결성 (현재까지 멤버 교체를 거치며 활동 지속)</w:t>
+      </w:r>
+    </w:p>
+    <w:p>
+      <w:pPr>
+        <w:spacing w:line="324" w:lineRule="auto" w:after="80"/>
+      </w:pPr>
+      <w:r>
+        <w:rPr w:rFonts="맑은 고딕">
+          <w:rFonts w:ascii="맑은 고딕" w:hAnsi="맑은 고딕" w:eastAsia="맑은 고딕"/>
+          <w:b w:val="0"/>
+          <w:color w:val="6B7280"/>
+          <w:sz w:val="21"/>
+        </w:rPr>
+        <w:t xml:space="preserve">· </w:t>
+      </w:r>
+      <w:r>
+        <w:rPr w:rFonts="맑은 고딕">
+          <w:rFonts w:ascii="맑은 고딕" w:hAnsi="맑은 고딕" w:eastAsia="맑은 고딕"/>
+          <w:b/>
+          <w:color w:val="1F2937"/>
+          <w:sz w:val="21"/>
+        </w:rPr>
+        <w:t xml:space="preserve">그룹 소속: </w:t>
+      </w:r>
+      <w:r>
+        <w:rPr w:rFonts="맑은 고딕">
+          <w:rFonts w:ascii="맑은 고딕" w:hAnsi="맑은 고딕" w:eastAsia="맑은 고딕"/>
+          <w:b w:val="0"/>
+          <w:sz w:val="21"/>
+        </w:rPr>
+        <w:t>3인조 남성 보컬 하모니 그룹 (토니 부탈라, 짐 파이크, 밥 엥게만 등)</w:t>
+      </w:r>
+    </w:p>
+    <w:p>
+      <w:pPr>
+        <w:spacing w:line="324" w:lineRule="auto" w:after="80"/>
+      </w:pPr>
+      <w:r>
+        <w:rPr w:rFonts="맑은 고딕">
+          <w:rFonts w:ascii="맑은 고딕" w:hAnsi="맑은 고딕" w:eastAsia="맑은 고딕"/>
+          <w:b w:val="0"/>
+          <w:color w:val="6B7280"/>
+          <w:sz w:val="21"/>
+        </w:rPr>
+        <w:t xml:space="preserve">· </w:t>
+      </w:r>
+      <w:r>
+        <w:rPr w:rFonts="맑은 고딕">
+          <w:rFonts w:ascii="맑은 고딕" w:hAnsi="맑은 고딕" w:eastAsia="맑은 고딕"/>
+          <w:b/>
+          <w:color w:val="1F2937"/>
+          <w:sz w:val="21"/>
+        </w:rPr>
+        <w:t xml:space="preserve">아티스트 소개: </w:t>
+      </w:r>
+      <w:r>
+        <w:rPr w:rFonts="맑은 고딕">
+          <w:rFonts w:ascii="맑은 고딕" w:hAnsi="맑은 고딕" w:eastAsia="맑은 고딕"/>
+          <w:b w:val="0"/>
+          <w:sz w:val="21"/>
+        </w:rPr>
+        <w:t>레터맨은 섬세하고 지적인 3성부 화음과 서정적인 멜로디 해석으로 1960년대 이지 리스닝 및 소프트 팝 계에 독보적인 족적을 남긴 전설적인 트리오입니다. 거친 록 음악의 물결 속에서도 고전적인 품격과 낭만적인 발라드를 고수하며 현대 보컬 앙상블 음악의 기틀을 확립했습니다.</w:t>
+      </w:r>
+    </w:p>
+    <w:p>
+      <w:pPr>
+        <w:spacing w:line="324" w:lineRule="auto" w:before="200" w:after="80"/>
+      </w:pPr>
+      <w:r>
+        <w:rPr w:rFonts="맑은 고딕">
+          <w:rFonts w:ascii="맑은 고딕" w:hAnsi="맑은 고딕" w:eastAsia="맑은 고딕"/>
+          <w:b/>
+          <w:color w:val="1E3A8A"/>
+          <w:sz w:val="24"/>
+        </w:rPr>
+        <w:t>3. 음반 상세 분석</w:t>
+      </w:r>
+    </w:p>
+    <w:p>
+      <w:pPr>
+        <w:spacing w:line="324" w:lineRule="auto" w:after="80"/>
+      </w:pPr>
+      <w:r>
+        <w:rPr w:rFonts="맑은 고딕">
+          <w:rFonts w:ascii="맑은 고딕" w:hAnsi="맑은 고딕" w:eastAsia="맑은 고딕"/>
+          <w:b w:val="0"/>
+          <w:color w:val="6B7280"/>
+          <w:sz w:val="21"/>
+        </w:rPr>
+        <w:t xml:space="preserve">· </w:t>
+      </w:r>
+      <w:r>
+        <w:rPr w:rFonts="맑은 고딕">
+          <w:rFonts w:ascii="맑은 고딕" w:hAnsi="맑은 고딕" w:eastAsia="맑은 고딕"/>
+          <w:b/>
+          <w:color w:val="1F2937"/>
+          <w:sz w:val="21"/>
+        </w:rPr>
+        <w:t xml:space="preserve">역사적 위치: </w:t>
+      </w:r>
+      <w:r>
+        <w:rPr w:rFonts="맑은 고딕">
+          <w:rFonts w:ascii="맑은 고딕" w:hAnsi="맑은 고딕" w:eastAsia="맑은 고딕"/>
+          <w:b w:val="0"/>
+          <w:sz w:val="21"/>
+        </w:rPr>
+        <w:t>냇 킹 콜과 빙 크로스비로 대변되던 1940~50년대 전통 크리스마스 팝의 정통성을 계승하면서도, 60년대 특유의 세련된 모던 팝 화성을 접목한 수작입니다. 성탄 음악의 스탠더드를 클래시컬한 성악적 울림과 대중적 팝 감성의 경계에서 가장 이상적으로 구현해 낸 음반사적 가치를 지닙니다.</w:t>
+      </w:r>
+    </w:p>
+    <w:p>
+      <w:pPr>
+        <w:spacing w:line="324" w:lineRule="auto" w:after="80"/>
+      </w:pPr>
+      <w:r>
+        <w:rPr w:rFonts="맑은 고딕">
+          <w:rFonts w:ascii="맑은 고딕" w:hAnsi="맑은 고딕" w:eastAsia="맑은 고딕"/>
+          <w:b w:val="0"/>
+          <w:color w:val="6B7280"/>
+          <w:sz w:val="21"/>
+        </w:rPr>
+        <w:t xml:space="preserve">· </w:t>
+      </w:r>
+      <w:r>
+        <w:rPr w:rFonts="맑은 고딕">
+          <w:rFonts w:ascii="맑은 고딕" w:hAnsi="맑은 고딕" w:eastAsia="맑은 고딕"/>
+          <w:b/>
+          <w:color w:val="1F2937"/>
+          <w:sz w:val="21"/>
+        </w:rPr>
+        <w:t xml:space="preserve">시대의 흔적(스토리텔링): </w:t>
+      </w:r>
+      <w:r>
+        <w:rPr w:rFonts="맑은 고딕">
+          <w:rFonts w:ascii="맑은 고딕" w:hAnsi="맑은 고딕" w:eastAsia="맑은 고딕"/>
+          <w:b w:val="0"/>
+          <w:sz w:val="21"/>
+        </w:rPr>
+        <w:t>격동의 1960년대 중반, 급변하는 사회적 격랑 속에서 청춘들과 가족들에게 레터맨의 순백 같은 하모니는 가장 포근한 안식처였습니다. 벽난로 가에 모여 앉아 라디오와 턴테이블에서 흘러나오는 이들의 노래를 들으며 가족애와 연인의 온기를 확인하던 그 시절의 낭만적 공기와 정취가 앨범 전체에 아스라이 배어 있습니다.</w:t>
+      </w:r>
+    </w:p>
+    <w:p>
+      <w:pPr>
+        <w:spacing w:line="324" w:lineRule="auto" w:before="200" w:after="80"/>
+      </w:pPr>
+      <w:r>
+        <w:rPr w:rFonts="맑은 고딕">
+          <w:rFonts w:ascii="맑은 고딕" w:hAnsi="맑은 고딕" w:eastAsia="맑은 고딕"/>
+          <w:b/>
+          <w:color w:val="1E3A8A"/>
+          <w:sz w:val="24"/>
+        </w:rPr>
+        <w:t>4. 주요 수록곡 및 감상 제언</w:t>
+      </w:r>
+    </w:p>
+    <w:p>
+      <w:pPr>
+        <w:spacing w:line="324" w:lineRule="auto" w:after="80"/>
+      </w:pPr>
+      <w:r>
+        <w:rPr w:rFonts="맑은 고딕">
+          <w:rFonts w:ascii="맑은 고딕" w:hAnsi="맑은 고딕" w:eastAsia="맑은 고딕"/>
+          <w:b w:val="0"/>
+          <w:color w:val="6B7280"/>
+          <w:sz w:val="21"/>
+        </w:rPr>
+        <w:t xml:space="preserve">· </w:t>
+      </w:r>
+      <w:r>
+        <w:rPr w:rFonts="맑은 고딕">
+          <w:rFonts w:ascii="맑은 고딕" w:hAnsi="맑은 고딕" w:eastAsia="맑은 고딕"/>
+          <w:b/>
+          <w:color w:val="1F2937"/>
+          <w:sz w:val="21"/>
+        </w:rPr>
+        <w:t xml:space="preserve">주요 수록곡 특징: </w:t>
+      </w:r>
+      <w:r>
+        <w:rPr w:rFonts="맑은 고딕">
+          <w:rFonts w:ascii="맑은 고딕" w:hAnsi="맑은 고딕" w:eastAsia="맑은 고딕"/>
+          <w:b w:val="0"/>
+          <w:sz w:val="21"/>
+        </w:rPr>
+        <w:t>벨벳처럼 부드러운 화음으로 성탄의 설렘을 포근하게 풀어낸 ‘The Christmas Song’을 비롯해, 정결한 신앙적 경건미와 클래식 하모니의 극치를 보여주는 ‘Silent Night’과 ‘O Holy Night’, 그리고 달콤한 낭만을 품은 ‘Silver Bells’에 이르기까지 캐럴의 고전들이 더없이 유려하고 서정적인 선율로 펼쳐집니다.</w:t>
+      </w:r>
+    </w:p>
+    <w:p>
+      <w:pPr>
+        <w:spacing w:line="324" w:lineRule="auto" w:after="80"/>
+      </w:pPr>
+      <w:r>
+        <w:rPr w:rFonts="맑은 고딕">
+          <w:rFonts w:ascii="맑은 고딕" w:hAnsi="맑은 고딕" w:eastAsia="맑은 고딕"/>
+          <w:b w:val="0"/>
+          <w:color w:val="6B7280"/>
+          <w:sz w:val="21"/>
+        </w:rPr>
+        <w:t xml:space="preserve">· </w:t>
+      </w:r>
+      <w:r>
+        <w:rPr w:rFonts="맑은 고딕">
+          <w:rFonts w:ascii="맑은 고딕" w:hAnsi="맑은 고딕" w:eastAsia="맑은 고딕"/>
+          <w:b/>
+          <w:color w:val="1F2937"/>
+          <w:sz w:val="21"/>
+        </w:rPr>
+        <w:t xml:space="preserve">빈티지 감상 제언: </w:t>
+      </w:r>
+      <w:r>
+        <w:rPr w:rFonts="맑은 고딕">
+          <w:rFonts w:ascii="맑은 고딕" w:hAnsi="맑은 고딕" w:eastAsia="맑은 고딕"/>
+          <w:b w:val="0"/>
+          <w:sz w:val="21"/>
+        </w:rPr>
+        <w:t>진공관 앰프의 은은한 불빛 아래 턴테이블 바늘이 둔중한 그루브를 긁는 순간, 세 보컬의 배음(Harmonics)이 아날로그 특유의 두터운 질감으로 피어오릅니다. 디지털 음원에서는 결코 흉내 낼 수 없는 오케스트라 현악의 부드러운 감촉과 보컬의 숨결이 스피커를 넘어 공간 전체를 아늑하게 채우는 순간에 집중해 보시기를 권합니다.</w:t>
+      </w:r>
+    </w:p>
+    <w:p>
+      <w:pPr>
+        <w:spacing w:line="324" w:lineRule="auto" w:after="80"/>
+      </w:pPr>
+      <w:r>
+        <w:rPr w:rFonts="맑은 고딕">
+          <w:rFonts w:ascii="맑은 고딕" w:hAnsi="맑은 고딕" w:eastAsia="맑은 고딕"/>
+          <w:b w:val="0"/>
+          <w:color w:val="6B7280"/>
+          <w:sz w:val="21"/>
+        </w:rPr>
+        <w:t xml:space="preserve">· </w:t>
+      </w:r>
+      <w:r>
+        <w:rPr w:rFonts="맑은 고딕">
+          <w:rFonts w:ascii="맑은 고딕" w:hAnsi="맑은 고딕" w:eastAsia="맑은 고딕"/>
+          <w:b/>
+          <w:color w:val="1F2937"/>
+          <w:sz w:val="21"/>
+        </w:rPr>
+        <w:t xml:space="preserve">소장 가치: </w:t>
+      </w:r>
+      <w:r>
+        <w:rPr w:rFonts="맑은 고딕">
+          <w:rFonts w:ascii="맑은 고딕" w:hAnsi="맑은 고딕" w:eastAsia="맑은 고딕"/>
+          <w:b w:val="0"/>
+          <w:sz w:val="21"/>
+        </w:rPr>
+        <w:t>성탄의 숭고함과 겨울의 낭만을 오롯이 LP 한 장의 미학으로 집대성한 음반으로, 매년 겨울마다 가장 먼저 턴테이블 위에 올리게 되는 영원한 클래식입니다. 보컬 하모니의 황금기를 상징하는 역사적 사료이자, 따스한 바이닐의 매력을 극대화해 주는 필수 소장반입니다.</w:t>
+      </w:r>
+    </w:p>
+    <w:p>
+      <w:pPr>
+        <w:spacing w:line="324" w:lineRule="auto" w:after="120" w:before="160"/>
+      </w:pPr>
+      <w:r>
+        <w:rPr w:rFonts="맑은 고딕">
+          <w:rFonts w:ascii="맑은 고딕" w:hAnsi="맑은 고딕" w:eastAsia="맑은 고딕"/>
+          <w:b/>
+          <w:color w:val="4338CA"/>
+          <w:sz w:val="21"/>
+        </w:rPr>
+        <w:t>이 음반을 통해 아날로그 바늘 끝에서 피어나는 세 남자의 순백색 하모니가 전해주는 감동을 다시 한번 경험해 보시는 것은 어떨까요?</w:t>
       </w:r>
     </w:p>
     <w:sectPr>
       <w:pgSz w:w="12240" w:h="15840"/>
-      <w:pgMar w:top="1440" w:right="1440" w:bottom="1440" w:left="1440" w:header="720" w:footer="720" w:gutter="0"/>
+      <w:pgMar w:top="1152" w:right="1296" w:bottom="1152" w:left="1296" w:header="720" w:footer="720" w:gutter="0"/>
       <w:cols w:space="720"/>
       <w:docGrid w:linePitch="360"/>
     </w:sectPr>

--- a/word_reports/LP_0347_위치_186_The Lettermen_For Christm.docx
+++ b/word_reports/LP_0347_위치_186_The Lettermen_For Christm.docx
@@ -32,7 +32,7 @@
     </w:p>
     <w:p>
       <w:pPr>
-        <w:spacing w:line="324" w:lineRule="auto" w:before="80" w:after="160"/>
+        <w:spacing w:line="324" w:lineRule="auto" w:before="80" w:after="120"/>
       </w:pPr>
       <w:r>
         <w:rPr w:rFonts="맑은 고딕">
@@ -42,13 +42,6 @@
           <w:sz w:val="22"/>
         </w:rPr>
         <w:t xml:space="preserve">[음반 소개] </w:t>
-      </w:r>
-      <w:r>
-        <w:rPr w:rFonts="맑은 고딕">
-          <w:rFonts w:ascii="맑은 고딕" w:hAnsi="맑은 고딕" w:eastAsia="맑은 고딕"/>
-          <w:b w:val="0"/>
-          <w:sz w:val="21"/>
-        </w:rPr>
       </w:r>
     </w:p>
     <w:p>
@@ -61,7 +54,33 @@
           <w:b w:val="0"/>
           <w:sz w:val="21"/>
         </w:rPr>
-        <w:t>은백색 눈꽃이 소리 없이 내려앉는 고요한 성탄 전야, 세 남자가 빚어내는 무결점의 하모니는 차가운 공기마저 온화한 온기로 감싸 안습니다. 1966년 발매된 《For Christmas This Year》는 미국 보컬 팝의 황금기를 수놓았던 레터맨 특유의 감미로운 음색과 클래시컬한 스트링 오케스트레이션이 완벽한 균형을 이룬 성탄 명반입니다. 반세기 이상의 세월이 흘렀음에도 이들이 빚어낸 따스한 화음은 여전히 노스탤지어의 문을 열며, 듣는 이의 영혼에 순수한 위로와 축복의 빛을 흩뿌려 줍니다.</w:t>
+        <w:t>한 해의 끝자락, 성에 낀 창문 너머로 흩날리는 백설을 바라보며 마음의 온기를 채우고자 할 때 본능적으로 찾게 되는 목소리가 있습니다. 1960년대 미국 스탠더드 보컬 팝의 황금기를 우아하게 수놓았던 트리오, 레터맨(The Lettermen)이 1966년 명문 캐피톨(Capitol) 레코드를 통해 발표한 크리스마스 명반 『For Christmas This Year』는 바로 그러한 겨울의 정경과 순결한 정서가 고스란히 응축된 걸작입니다. 록 음악의 거센 파고 속에서도 흔들림 없이 전통적인 벨벳 하모니의 미학을 고수한 이 음반은, 발매 반세기가 지난 오늘날에도 여전히 세대를 초월한 서정적 감동을 선사하고 있습니다.</w:t>
+      </w:r>
+    </w:p>
+    <w:p>
+      <w:pPr>
+        <w:spacing w:line="324" w:lineRule="auto" w:after="120"/>
+      </w:pPr>
+      <w:r>
+        <w:rPr w:rFonts="맑은 고딕">
+          <w:rFonts w:ascii="맑은 고딕" w:hAnsi="맑은 고딕" w:eastAsia="맑은 고딕"/>
+          <w:b w:val="0"/>
+          <w:sz w:val="21"/>
+        </w:rPr>
+        <w:t>토니 부탈라(Tony Butala), 짐 파이크(Jim Pike), 밥 엥게만(Bob Engemann) 세 사람이 빚어내는 보컬의 조화는 단순히 음을 쌓아 올리는 테크닉을 넘어, 영혼을 어루만지는 숭고한 화음의 극치를 보여줍니다. 이들은 당대의 화려하고 자극적인 편곡 대신 절제된 스트링 오케스트레이션과 따스한 브라스, 그리고 섬세한 피아노 선율을 배경으로 삼아 목소리 본연의 질감을 극대화했습니다. 성탄의 기쁨과 구원의 묵상, 그리고 가족과 연인을 향한 애틋한 그리움이라는 크리스마스의 본질적 철학이 세 남자의 무구하고 부드러운 음색을 통해 유려하게 펼쳐집니다.</w:t>
+      </w:r>
+    </w:p>
+    <w:p>
+      <w:pPr>
+        <w:spacing w:line="324" w:lineRule="auto" w:after="120"/>
+      </w:pPr>
+      <w:r>
+        <w:rPr w:rFonts="맑은 고딕">
+          <w:rFonts w:ascii="맑은 고딕" w:hAnsi="맑은 고딕" w:eastAsia="맑은 고딕"/>
+          <w:b w:val="0"/>
+          <w:sz w:val="21"/>
+        </w:rPr>
+        <w:t>『For Christmas This Year』는 상업적으로 물들어가는 현대의 크리스마스 풍경 속에서 잃어버린 ‘순수의 시대’로 우리를 인도하는 음악적 쉼터입니다. 턴테이블의 회전과 함께 피어오르는 그들의 하모니는 차가운 밤공기를 포근하게 덥히는 난롯가의 모닥불처럼 아늑하며, 세월이 흘러도 결코 빛바래지 않는 클래시컬 팝의 기품을 웅변합니다. 이 앨범은 단순한 시즌 송 모음집을 넘어, 고요한 밤의 고독을 어루만지고 진정한 안식을 베푸는 서정적 텍스트로서 대중음악사에 불멸의 족적을 새겨 넣었습니다.</w:t>
       </w:r>
     </w:p>
     <w:p>
@@ -168,7 +187,7 @@
           <w:b w:val="0"/>
           <w:sz w:val="21"/>
         </w:rPr>
-        <w:t>1966년 유수의 전통을 자랑하는 캐피톨 레코즈(Capitol Records)를 통해 발매되었으며, 당대 최고의 보컬 편곡과 풍성한 오케스트라 세션을 바탕으로 성탄 시즌의 경건함과 낭만을 정갈하게 포착한 정통 홀리데이 앨범입니다.</w:t>
+        <w:t>1966년 미국의 역사적인 음반사 캐피톨 레코드(Capitol Records)를 통해 스테레오와 모노 바이닐로 정식 발매되었으며, 1960년대 중반 트래디셔널 보컬 팝의 완성형을 보여주는 정규 성탄 음반입니다.</w:t>
       </w:r>
     </w:p>
     <w:p>
@@ -199,7 +218,7 @@
           <w:b w:val="0"/>
           <w:sz w:val="21"/>
         </w:rPr>
-        <w:t>발매 직후 빌보드 크리스마스 앨범 차트 상위권에 랭크되었으며, 연말 시즌마다 스테디셀러로 라디오 전파를 타며 전미 가정의 크리스마스 테이블을 장식하는 상업적 롱런을 기록했습니다.</w:t>
+        <w:t>발매 직후 빌보드 홀리데이 크리스마스 앨범 차트 최상위권에 진입하여 장기 집권하였으며, 연말 시즌마다 스테디셀러로 재발매되며 골드 레코드에 필적하는 방대한 판매고와 대중적 사랑을 기록했습니다.</w:t>
       </w:r>
     </w:p>
     <w:p>
@@ -230,7 +249,7 @@
           <w:b w:val="0"/>
           <w:sz w:val="21"/>
         </w:rPr>
-        <w:t>그래미 어워드 후보 지명과 수많은 골드 레코드 수상을 통해 입증된 레터맨의 탄탄한 음악적 공력은 본 작에서도 평단의 찬사를 이끌어냈으며, 세대를 초월한 미국 전통 보컬 그룹의 모범적 성취로 공인받고 있습니다.</w:t>
+        <w:t>그래미 어워드 ‘최우수 팝 보컬 그룹(Best Performance by a Vocal Group)’ 부문 후보에 수차례 오르며 음악성을 입증받았고, 보컬 그룹 명예의 전당(Vocal Group Hall of Fame) 헌액을 통해 그 역사적 권위를 공인받았습니다.</w:t>
       </w:r>
     </w:p>
     <w:p>
@@ -275,7 +294,7 @@
           <w:b w:val="0"/>
           <w:sz w:val="21"/>
         </w:rPr>
-        <w:t>미국</w:t>
+        <w:t>미국 (U.S.A.)</w:t>
       </w:r>
     </w:p>
     <w:p>
@@ -306,7 +325,7 @@
           <w:b w:val="0"/>
           <w:sz w:val="21"/>
         </w:rPr>
-        <w:t>1959년 결성 (현재까지 멤버 교체를 거치며 활동 지속)</w:t>
+        <w:t>1959년 결성 ~ 현재 (원년 멤버 결성 기준)</w:t>
       </w:r>
     </w:p>
     <w:p>
@@ -337,7 +356,7 @@
           <w:b w:val="0"/>
           <w:sz w:val="21"/>
         </w:rPr>
-        <w:t>3인조 남성 보컬 하모니 그룹 (토니 부탈라, 짐 파이크, 밥 엥게만 등)</w:t>
+        <w:t>3인조 남성 보컬 그룹 (트리오)</w:t>
       </w:r>
     </w:p>
     <w:p>
@@ -368,7 +387,7 @@
           <w:b w:val="0"/>
           <w:sz w:val="21"/>
         </w:rPr>
-        <w:t>레터맨은 섬세하고 지적인 3성부 화음과 서정적인 멜로디 해석으로 1960년대 이지 리스닝 및 소프트 팝 계에 독보적인 족적을 남긴 전설적인 트리오입니다. 거친 록 음악의 물결 속에서도 고전적인 품격과 낭만적인 발라드를 고수하며 현대 보컬 앙상블 음악의 기틀을 확립했습니다.</w:t>
+        <w:t>레터맨은 티 없이 맑은 고음과 벨벳처럼 부드러운 중저음의 완벽한 밸런스로 ‘클로즈 하모니(Close Harmony)’의 전형을 완성한 독보적인 보컬 앙상블입니다. 록앤롤의 광풍 속에서도 정통 아메리칸 스탠더드 팝의 기품을 계승하며 팝 음악사에 서정적이고 낭만적인 이지리스닝의 정점을 아로새겼습니다.</w:t>
       </w:r>
     </w:p>
     <w:p>
@@ -413,7 +432,7 @@
           <w:b w:val="0"/>
           <w:sz w:val="21"/>
         </w:rPr>
-        <w:t>냇 킹 콜과 빙 크로스비로 대변되던 1940~50년대 전통 크리스마스 팝의 정통성을 계승하면서도, 60년대 특유의 세련된 모던 팝 화성을 접목한 수작입니다. 성탄 음악의 스탠더드를 클래시컬한 성악적 울림과 대중적 팝 감성의 경계에서 가장 이상적으로 구현해 낸 음반사적 가치를 지닙니다.</w:t>
+        <w:t>당대 유행하던 사이키델릭 록과 모타운 사운드의 격변기 속에서, 고전적 스트링 오케스트레이션과 순수 보컬 하모니의 가치를 굳건히 지켜낸 이정표적 음반입니다. 캐피톨 레코드 특유의 풍성한 음향 미학이 집약된 홀리데이 앨범의 교본으로 평가받습니다.</w:t>
       </w:r>
     </w:p>
     <w:p>
@@ -444,7 +463,7 @@
           <w:b w:val="0"/>
           <w:sz w:val="21"/>
         </w:rPr>
-        <w:t>격동의 1960년대 중반, 급변하는 사회적 격랑 속에서 청춘들과 가족들에게 레터맨의 순백 같은 하모니는 가장 포근한 안식처였습니다. 벽난로 가에 모여 앉아 라디오와 턴테이블에서 흘러나오는 이들의 노래를 들으며 가족애와 연인의 온기를 확인하던 그 시절의 낭만적 공기와 정취가 앨범 전체에 아스라이 배어 있습니다.</w:t>
+        <w:t>1960년대 중반 베트남 전쟁과 사회적 격변으로 지쳐가던 미국인들에게 가정의 온기와 평화의 메시지를 건네며 청춘과 가족 모두에게 따스한 위안이 되어주었던 낭만적 시대의 공기를 생생하게 품고 있습니다.</w:t>
       </w:r>
     </w:p>
     <w:p>
@@ -489,7 +508,7 @@
           <w:b w:val="0"/>
           <w:sz w:val="21"/>
         </w:rPr>
-        <w:t>벨벳처럼 부드러운 화음으로 성탄의 설렘을 포근하게 풀어낸 ‘The Christmas Song’을 비롯해, 정결한 신앙적 경건미와 클래식 하모니의 극치를 보여주는 ‘Silent Night’과 ‘O Holy Night’, 그리고 달콤한 낭만을 품은 ‘Silver Bells’에 이르기까지 캐럴의 고전들이 더없이 유려하고 서정적인 선율로 펼쳐집니다.</w:t>
+        <w:t>성탄의 낭만을 우아하게 담아낸 "The Christmas Song"을 비롯하여, 성스러운 평온함이 숨 쉬는 "Silent Night", 은은한 종소리가 귓가를 맴도는 듯한 "Silver Bells"와 멜랑콜릭한 현악과 화음이 어우러진 "What Child Is This?" 등 전 곡에 걸쳐 세 남자의 빈틈없는 하모니가 서정의 극치를 이룹니다.</w:t>
       </w:r>
     </w:p>
     <w:p>
@@ -520,7 +539,7 @@
           <w:b w:val="0"/>
           <w:sz w:val="21"/>
         </w:rPr>
-        <w:t>진공관 앰프의 은은한 불빛 아래 턴테이블 바늘이 둔중한 그루브를 긁는 순간, 세 보컬의 배음(Harmonics)이 아날로그 특유의 두터운 질감으로 피어오릅니다. 디지털 음원에서는 결코 흉내 낼 수 없는 오케스트라 현악의 부드러운 감촉과 보컬의 숨결이 스피커를 넘어 공간 전체를 아늑하게 채우는 순간에 집중해 보시기를 권합니다.</w:t>
+        <w:t>진공관 앰프의 부드러운 온기와 아날로그 턴테이블의 회전을 통해 감상할 때, 캐피톨 바이닐 특유의 두툼하고 밀도 높은 중음역과 세 보컬리스트의 섬세한 숨결이 거실 가득 따뜻하게 피어오르는 경이로운 공감각적 음향을 체험할 수 있습니다.</w:t>
       </w:r>
     </w:p>
     <w:p>
@@ -551,7 +570,7 @@
           <w:b w:val="0"/>
           <w:sz w:val="21"/>
         </w:rPr>
-        <w:t>성탄의 숭고함과 겨울의 낭만을 오롯이 LP 한 장의 미학으로 집대성한 음반으로, 매년 겨울마다 가장 먼저 턴테이블 위에 올리게 되는 영원한 클래식입니다. 보컬 하모니의 황금기를 상징하는 역사적 사료이자, 따스한 바이닐의 매력을 극대화해 주는 필수 소장반입니다.</w:t>
+        <w:t>정통 보컬 하모니의 정수가 고스란히 담긴 오리지널 바이닐로서, 겨울 시즌의 감성을 완성하는 필청 명반이자 1960년대 미국 아날로그 프레싱의 소리 결을 사랑하는 컬렉터들에게 대체 불가능한 소장 가치를 지닙니다.</w:t>
       </w:r>
     </w:p>
     <w:p>
@@ -565,7 +584,7 @@
           <w:color w:val="4338CA"/>
           <w:sz w:val="21"/>
         </w:rPr>
-        <w:t>이 음반을 통해 아날로그 바늘 끝에서 피어나는 세 남자의 순백색 하모니가 전해주는 감동을 다시 한번 경험해 보시는 것은 어떨까요?</w:t>
+        <w:t>이 음반을 통해 한겨울 창가를 물들이는 백설처럼 순수하고 고요한 화음이 전해주는 감동을 다시 한번 경험해 보시는 것은 어떨까요?</w:t>
       </w:r>
     </w:p>
     <w:sectPr>
